--- a/USER_MANUAL.docx
+++ b/USER_MANUAL.docx
@@ -5071,6 +5071,11 @@
     </w:p>
     <w:p>
       <w:r>
+        <w:t>When you pick an item, the sale price box fills in with that item's average cost — what it cost you. Change it to the price you are actually charging. This way you are never left with a price from a different product.</w:t>
+      </w:r>
+    </w:p>
+    <w:p>
+      <w:r>
         <w:t>The screen shows you, for each line:</w:t>
       </w:r>
     </w:p>
@@ -5111,8 +5116,49 @@
       </w:r>
     </w:p>
     <w:p>
+      <w:pPr>
+        <w:pStyle w:val="ListBullet"/>
+        <w:spacing w:after="40"/>
+      </w:pPr>
+      <w:r>
+        <w:t xml:space="preserve">A red </w:t>
+      </w:r>
+      <w:r>
+        <w:rPr>
+          <w:b/>
+        </w:rPr>
+        <w:t>below cost</w:t>
+      </w:r>
+      <w:r>
+        <w:t xml:space="preserve"> badge if your price is lower than the cost</w:t>
+      </w:r>
+    </w:p>
+    <w:p>
       <w:r>
         <w:t>You cannot sell stock you do not have. The Post button is disabled if any line is short.</w:t>
+      </w:r>
+    </w:p>
+    <w:p>
+      <w:r>
+        <w:rPr>
+          <w:b/>
+        </w:rPr>
+        <w:t>If you price something below cost</w:t>
+      </w:r>
+    </w:p>
+    <w:p>
+      <w:r>
+        <w:t>The software will not stop you. Selling at a loss is sometimes the right thing to do — clearing old stock, for example. But it will tell you plainly, in a yellow box under the form:</w:t>
+      </w:r>
+    </w:p>
+    <w:p>
+      <w:r>
+        <w:t>&gt; TRD-018 is priced below cost (5 against a cost of 336.86047000), a loss of &gt; 1327.4419 on this line</w:t>
+      </w:r>
+    </w:p>
+    <w:p>
+      <w:r>
+        <w:t>Check your price before posting when you see this. If the loss is not what you intended, the price box usually still holds a value from the item you selected before.</w:t>
       </w:r>
     </w:p>
     <w:p>

--- a/USER_MANUAL.docx
+++ b/USER_MANUAL.docx
@@ -8126,16 +8126,15 @@
     </w:p>
     <w:p>
       <w:r>
-        <w:t xml:space="preserve">Go back to the </w:t>
-      </w:r>
+        <w:t>All three steps are done. Now look at what changed. The figures are spread over three screens, so this last step says which screen to open.</w:t>
+      </w:r>
+    </w:p>
+    <w:p>
       <w:r>
         <w:rPr>
           <w:b/>
         </w:rPr>
-        <w:t>Dashboard</w:t>
-      </w:r>
-      <w:r>
-        <w:t>.</w:t>
+        <w:t>On the Dashboard:</w:t>
       </w:r>
     </w:p>
     <w:tbl>
@@ -8230,7 +8229,7 @@
               <w:rPr>
                 <w:sz w:val="19"/>
               </w:rPr>
-              <w:t>TRD-018 on hand</w:t>
+              <w:t>Manufacturing profit</w:t>
             </w:r>
           </w:p>
         </w:tc>
@@ -8248,7 +8247,7 @@
               <w:rPr>
                 <w:sz w:val="19"/>
               </w:rPr>
-              <w:t>6 units</w:t>
+              <w:t>1,600.00</w:t>
             </w:r>
           </w:p>
         </w:tc>
@@ -8266,7 +8265,7 @@
               <w:rPr>
                 <w:sz w:val="19"/>
               </w:rPr>
-              <w:t>10 made − 4 sold</w:t>
+              <w:t>Unchanged — this came from the original workbook data</w:t>
             </w:r>
           </w:p>
         </w:tc>
@@ -8286,7 +8285,7 @@
               <w:rPr>
                 <w:sz w:val="19"/>
               </w:rPr>
-              <w:t>TRD-018 average cost</w:t>
+              <w:t>Trading profit</w:t>
             </w:r>
           </w:p>
         </w:tc>
@@ -8304,7 +8303,7 @@
               <w:rPr>
                 <w:sz w:val="19"/>
               </w:rPr>
-              <w:t>336.86046667</w:t>
+              <w:t>1,052.56</w:t>
             </w:r>
           </w:p>
         </w:tc>
@@ -8322,7 +8321,7 @@
               <w:rPr>
                 <w:sz w:val="19"/>
               </w:rPr>
-              <w:t>The cost from step 2</w:t>
+              <w:t>Your sale: 2,400.00 revenue less 1,347.44 cost</w:t>
             </w:r>
           </w:p>
         </w:tc>
@@ -8342,7 +8341,7 @@
               <w:rPr>
                 <w:sz w:val="19"/>
               </w:rPr>
-              <w:t>Manufacturing profit</w:t>
+              <w:t>Net profit</w:t>
             </w:r>
           </w:p>
         </w:tc>
@@ -8360,7 +8359,7 @@
               <w:rPr>
                 <w:sz w:val="19"/>
               </w:rPr>
-              <w:t>1,600.00</w:t>
+              <w:t>2,652.56</w:t>
             </w:r>
           </w:p>
         </w:tc>
@@ -8378,7 +8377,7 @@
               <w:rPr>
                 <w:sz w:val="19"/>
               </w:rPr>
-              <w:t>From the original data</w:t>
+              <w:t>1,600.00 + 1,052.56</w:t>
             </w:r>
           </w:p>
         </w:tc>
@@ -8398,7 +8397,7 @@
               <w:rPr>
                 <w:sz w:val="19"/>
               </w:rPr>
-              <w:t>Trading profit</w:t>
+              <w:t>Total assets</w:t>
             </w:r>
           </w:p>
         </w:tc>
@@ -8416,7 +8415,7 @@
               <w:rPr>
                 <w:sz w:val="19"/>
               </w:rPr>
-              <w:t>1,052.56</w:t>
+              <w:t>830,652.56</w:t>
             </w:r>
           </w:p>
         </w:tc>
@@ -8434,7 +8433,7 @@
               <w:rPr>
                 <w:sz w:val="19"/>
               </w:rPr>
-              <w:t>From your sale</w:t>
+              <w:t>Up from 801,600.00 — see the note below</w:t>
             </w:r>
           </w:p>
         </w:tc>
@@ -8454,7 +8453,7 @@
               <w:rPr>
                 <w:sz w:val="19"/>
               </w:rPr>
-              <w:t>Net profit</w:t>
+              <w:t>Total liabilities</w:t>
             </w:r>
           </w:p>
         </w:tc>
@@ -8472,7 +8471,7 @@
               <w:rPr>
                 <w:sz w:val="19"/>
               </w:rPr>
-              <w:t>2,652.56</w:t>
+              <w:t>28,000.00</w:t>
             </w:r>
           </w:p>
         </w:tc>
@@ -8490,7 +8489,7 @@
               <w:rPr>
                 <w:sz w:val="19"/>
               </w:rPr>
-              <w:t>1,600.00 + 1,052.56</w:t>
+              <w:t>The purchase was on credit, so you now owe the supplier</w:t>
             </w:r>
           </w:p>
         </w:tc>
@@ -8510,119 +8509,7 @@
               <w:rPr>
                 <w:sz w:val="19"/>
               </w:rPr>
-              <w:t>Total assets</w:t>
-            </w:r>
-          </w:p>
-        </w:tc>
-        <w:tc>
-          <w:tcPr>
-            <w:tcW w:type="dxa" w:w="2880"/>
-          </w:tcPr>
-          <w:p>
-            <w:r>
-              <w:rPr>
-                <w:sz w:val="19"/>
-              </w:rPr>
-            </w:r>
-            <w:r>
-              <w:rPr>
-                <w:sz w:val="19"/>
-              </w:rPr>
-              <w:t>830,652.56</w:t>
-            </w:r>
-          </w:p>
-        </w:tc>
-        <w:tc>
-          <w:tcPr>
-            <w:tcW w:type="dxa" w:w="2880"/>
-          </w:tcPr>
-          <w:p>
-            <w:r>
-              <w:rPr>
-                <w:sz w:val="19"/>
-              </w:rPr>
-            </w:r>
-            <w:r>
-              <w:rPr>
-                <w:sz w:val="19"/>
-              </w:rPr>
-              <w:t>Up by the profit</w:t>
-            </w:r>
-          </w:p>
-        </w:tc>
-      </w:tr>
-      <w:tr>
-        <w:tc>
-          <w:tcPr>
-            <w:tcW w:type="dxa" w:w="2880"/>
-          </w:tcPr>
-          <w:p>
-            <w:r>
-              <w:rPr>
-                <w:sz w:val="19"/>
-              </w:rPr>
-            </w:r>
-            <w:r>
-              <w:rPr>
-                <w:sz w:val="19"/>
-              </w:rPr>
               <w:t>Balance sheet check</w:t>
-            </w:r>
-          </w:p>
-        </w:tc>
-        <w:tc>
-          <w:tcPr>
-            <w:tcW w:type="dxa" w:w="2880"/>
-          </w:tcPr>
-          <w:p>
-            <w:r>
-              <w:rPr>
-                <w:sz w:val="19"/>
-              </w:rPr>
-            </w:r>
-            <w:r>
-              <w:rPr>
-                <w:sz w:val="19"/>
-              </w:rPr>
-              <w:t>0.00</w:t>
-            </w:r>
-          </w:p>
-        </w:tc>
-        <w:tc>
-          <w:tcPr>
-            <w:tcW w:type="dxa" w:w="2880"/>
-          </w:tcPr>
-          <w:p>
-            <w:r>
-              <w:rPr>
-                <w:sz w:val="19"/>
-              </w:rPr>
-            </w:r>
-            <w:r>
-              <w:rPr>
-                <w:sz w:val="19"/>
-              </w:rPr>
-              <w:t>Still balanced</w:t>
-            </w:r>
-          </w:p>
-        </w:tc>
-      </w:tr>
-      <w:tr>
-        <w:tc>
-          <w:tcPr>
-            <w:tcW w:type="dxa" w:w="2880"/>
-          </w:tcPr>
-          <w:p>
-            <w:r>
-              <w:rPr>
-                <w:sz w:val="19"/>
-              </w:rPr>
-            </w:r>
-            <w:r>
-              <w:rPr>
-                <w:sz w:val="19"/>
-              </w:rPr>
-              <w:t>Trial balance difference</w:t>
             </w:r>
           </w:p>
         </w:tc>
@@ -8665,6 +8552,437 @@
       </w:tr>
     </w:tbl>
     <w:p/>
+    <w:p>
+      <w:r>
+        <w:rPr>
+          <w:b/>
+        </w:rPr>
+        <w:t>On Inventory &amp; BOM</w:t>
+      </w:r>
+      <w:r>
+        <w:t xml:space="preserve"> (search for </w:t>
+      </w:r>
+      <w:r>
+        <w:rPr>
+          <w:rFonts w:ascii="Consolas" w:hAnsi="Consolas"/>
+          <w:color w:val="1D4ED8"/>
+          <w:sz w:val="19"/>
+        </w:rPr>
+        <w:t>TRD-018</w:t>
+      </w:r>
+      <w:r>
+        <w:t>):</w:t>
+      </w:r>
+    </w:p>
+    <w:tbl>
+      <w:tblPr>
+        <w:tblStyle w:val="TableGrid"/>
+        <w:tblW w:type="auto" w:w="0"/>
+        <w:jc w:val="left"/>
+        <w:tblLook w:firstColumn="1" w:firstRow="1" w:lastColumn="0" w:lastRow="0" w:noHBand="0" w:noVBand="1" w:val="04A0"/>
+      </w:tblPr>
+      <w:tblGrid>
+        <w:gridCol w:w="2880"/>
+        <w:gridCol w:w="2880"/>
+        <w:gridCol w:w="2880"/>
+      </w:tblGrid>
+      <w:tr>
+        <w:tc>
+          <w:tcPr>
+            <w:tcW w:type="dxa" w:w="2880"/>
+            <w:shd w:val="clear" w:color="auto" w:fill="F1F5F9"/>
+          </w:tcPr>
+          <w:p>
+            <w:r>
+              <w:rPr>
+                <w:b/>
+                <w:sz w:val="19"/>
+              </w:rPr>
+            </w:r>
+            <w:r>
+              <w:rPr>
+                <w:b/>
+                <w:sz w:val="19"/>
+              </w:rPr>
+              <w:t>What</w:t>
+            </w:r>
+          </w:p>
+        </w:tc>
+        <w:tc>
+          <w:tcPr>
+            <w:tcW w:type="dxa" w:w="2880"/>
+            <w:shd w:val="clear" w:color="auto" w:fill="F1F5F9"/>
+          </w:tcPr>
+          <w:p>
+            <w:r>
+              <w:rPr>
+                <w:b/>
+                <w:sz w:val="19"/>
+              </w:rPr>
+            </w:r>
+            <w:r>
+              <w:rPr>
+                <w:b/>
+                <w:sz w:val="19"/>
+              </w:rPr>
+              <w:t>Value</w:t>
+            </w:r>
+          </w:p>
+        </w:tc>
+        <w:tc>
+          <w:tcPr>
+            <w:tcW w:type="dxa" w:w="2880"/>
+            <w:shd w:val="clear" w:color="auto" w:fill="F1F5F9"/>
+          </w:tcPr>
+          <w:p>
+            <w:r>
+              <w:rPr>
+                <w:b/>
+                <w:sz w:val="19"/>
+              </w:rPr>
+            </w:r>
+            <w:r>
+              <w:rPr>
+                <w:b/>
+                <w:sz w:val="19"/>
+              </w:rPr>
+              <w:t>Why</w:t>
+            </w:r>
+          </w:p>
+        </w:tc>
+      </w:tr>
+      <w:tr>
+        <w:tc>
+          <w:tcPr>
+            <w:tcW w:type="dxa" w:w="2880"/>
+          </w:tcPr>
+          <w:p>
+            <w:r>
+              <w:rPr>
+                <w:sz w:val="19"/>
+              </w:rPr>
+            </w:r>
+            <w:r>
+              <w:rPr>
+                <w:sz w:val="19"/>
+              </w:rPr>
+              <w:t>Quantity on hand</w:t>
+            </w:r>
+          </w:p>
+        </w:tc>
+        <w:tc>
+          <w:tcPr>
+            <w:tcW w:type="dxa" w:w="2880"/>
+          </w:tcPr>
+          <w:p>
+            <w:r>
+              <w:rPr>
+                <w:sz w:val="19"/>
+              </w:rPr>
+            </w:r>
+            <w:r>
+              <w:rPr>
+                <w:sz w:val="19"/>
+              </w:rPr>
+              <w:t>6</w:t>
+            </w:r>
+          </w:p>
+        </w:tc>
+        <w:tc>
+          <w:tcPr>
+            <w:tcW w:type="dxa" w:w="2880"/>
+          </w:tcPr>
+          <w:p>
+            <w:r>
+              <w:rPr>
+                <w:sz w:val="19"/>
+              </w:rPr>
+            </w:r>
+            <w:r>
+              <w:rPr>
+                <w:sz w:val="19"/>
+              </w:rPr>
+              <w:t>10 made, 4 sold</w:t>
+            </w:r>
+          </w:p>
+        </w:tc>
+      </w:tr>
+      <w:tr>
+        <w:tc>
+          <w:tcPr>
+            <w:tcW w:type="dxa" w:w="2880"/>
+          </w:tcPr>
+          <w:p>
+            <w:r>
+              <w:rPr>
+                <w:sz w:val="19"/>
+              </w:rPr>
+            </w:r>
+            <w:r>
+              <w:rPr>
+                <w:sz w:val="19"/>
+              </w:rPr>
+              <w:t>Average cost</w:t>
+            </w:r>
+          </w:p>
+        </w:tc>
+        <w:tc>
+          <w:tcPr>
+            <w:tcW w:type="dxa" w:w="2880"/>
+          </w:tcPr>
+          <w:p>
+            <w:r>
+              <w:rPr>
+                <w:sz w:val="19"/>
+              </w:rPr>
+            </w:r>
+            <w:r>
+              <w:rPr>
+                <w:sz w:val="19"/>
+              </w:rPr>
+              <w:t>336.86046667</w:t>
+            </w:r>
+          </w:p>
+        </w:tc>
+        <w:tc>
+          <w:tcPr>
+            <w:tcW w:type="dxa" w:w="2880"/>
+          </w:tcPr>
+          <w:p>
+            <w:r>
+              <w:rPr>
+                <w:sz w:val="19"/>
+              </w:rPr>
+            </w:r>
+            <w:r>
+              <w:rPr>
+                <w:sz w:val="19"/>
+              </w:rPr>
+              <w:t>The unit cost worked out in step 2</w:t>
+            </w:r>
+          </w:p>
+        </w:tc>
+      </w:tr>
+    </w:tbl>
+    <w:p/>
+    <w:p>
+      <w:r>
+        <w:rPr>
+          <w:b/>
+        </w:rPr>
+        <w:t>On Trial Balance</w:t>
+      </w:r>
+      <w:r>
+        <w:t xml:space="preserve"> (Reports → Trial Balance):</w:t>
+      </w:r>
+    </w:p>
+    <w:tbl>
+      <w:tblPr>
+        <w:tblStyle w:val="TableGrid"/>
+        <w:tblW w:type="auto" w:w="0"/>
+        <w:jc w:val="left"/>
+        <w:tblLook w:firstColumn="1" w:firstRow="1" w:lastColumn="0" w:lastRow="0" w:noHBand="0" w:noVBand="1" w:val="04A0"/>
+      </w:tblPr>
+      <w:tblGrid>
+        <w:gridCol w:w="2880"/>
+        <w:gridCol w:w="2880"/>
+        <w:gridCol w:w="2880"/>
+      </w:tblGrid>
+      <w:tr>
+        <w:tc>
+          <w:tcPr>
+            <w:tcW w:type="dxa" w:w="2880"/>
+            <w:shd w:val="clear" w:color="auto" w:fill="F1F5F9"/>
+          </w:tcPr>
+          <w:p>
+            <w:r>
+              <w:rPr>
+                <w:b/>
+                <w:sz w:val="19"/>
+              </w:rPr>
+            </w:r>
+            <w:r>
+              <w:rPr>
+                <w:b/>
+                <w:sz w:val="19"/>
+              </w:rPr>
+              <w:t>What</w:t>
+            </w:r>
+          </w:p>
+        </w:tc>
+        <w:tc>
+          <w:tcPr>
+            <w:tcW w:type="dxa" w:w="2880"/>
+            <w:shd w:val="clear" w:color="auto" w:fill="F1F5F9"/>
+          </w:tcPr>
+          <w:p>
+            <w:r>
+              <w:rPr>
+                <w:b/>
+                <w:sz w:val="19"/>
+              </w:rPr>
+            </w:r>
+            <w:r>
+              <w:rPr>
+                <w:b/>
+                <w:sz w:val="19"/>
+              </w:rPr>
+              <w:t>Value</w:t>
+            </w:r>
+          </w:p>
+        </w:tc>
+        <w:tc>
+          <w:tcPr>
+            <w:tcW w:type="dxa" w:w="2880"/>
+            <w:shd w:val="clear" w:color="auto" w:fill="F1F5F9"/>
+          </w:tcPr>
+          <w:p>
+            <w:r>
+              <w:rPr>
+                <w:b/>
+                <w:sz w:val="19"/>
+              </w:rPr>
+            </w:r>
+            <w:r>
+              <w:rPr>
+                <w:b/>
+                <w:sz w:val="19"/>
+              </w:rPr>
+              <w:t>Why</w:t>
+            </w:r>
+          </w:p>
+        </w:tc>
+      </w:tr>
+      <w:tr>
+        <w:tc>
+          <w:tcPr>
+            <w:tcW w:type="dxa" w:w="2880"/>
+          </w:tcPr>
+          <w:p>
+            <w:r>
+              <w:rPr>
+                <w:sz w:val="19"/>
+              </w:rPr>
+            </w:r>
+            <w:r>
+              <w:rPr>
+                <w:sz w:val="19"/>
+              </w:rPr>
+              <w:t>Difference</w:t>
+            </w:r>
+          </w:p>
+        </w:tc>
+        <w:tc>
+          <w:tcPr>
+            <w:tcW w:type="dxa" w:w="2880"/>
+          </w:tcPr>
+          <w:p>
+            <w:r>
+              <w:rPr>
+                <w:sz w:val="19"/>
+              </w:rPr>
+            </w:r>
+            <w:r>
+              <w:rPr>
+                <w:sz w:val="19"/>
+              </w:rPr>
+              <w:t>0.00</w:t>
+            </w:r>
+          </w:p>
+        </w:tc>
+        <w:tc>
+          <w:tcPr>
+            <w:tcW w:type="dxa" w:w="2880"/>
+          </w:tcPr>
+          <w:p>
+            <w:r>
+              <w:rPr>
+                <w:sz w:val="19"/>
+              </w:rPr>
+            </w:r>
+            <w:r>
+              <w:rPr>
+                <w:sz w:val="19"/>
+              </w:rPr>
+              <w:t>The books still net to zero</w:t>
+            </w:r>
+          </w:p>
+        </w:tc>
+      </w:tr>
+    </w:tbl>
+    <w:p/>
+    <w:p>
+      <w:r>
+        <w:rPr>
+          <w:b/>
+        </w:rPr>
+        <w:t>Why total assets rose by more than the profit</w:t>
+      </w:r>
+    </w:p>
+    <w:p>
+      <w:r>
+        <w:t>Total assets went from 801,600.00 to 830,652.56, an increase of 29,052.56. That is more than the profit, and it is worth understanding why. It is two things:</w:t>
+      </w:r>
+    </w:p>
+    <w:p>
+      <w:pPr>
+        <w:pStyle w:val="ListBullet"/>
+        <w:spacing w:after="40"/>
+      </w:pPr>
+      <w:r>
+        <w:rPr>
+          <w:b/>
+        </w:rPr>
+        <w:t>28,000.00 of new stock</w:t>
+      </w:r>
+      <w:r>
+        <w:t>, bought in step 1. The goods arrived, so an asset</w:t>
+      </w:r>
+    </w:p>
+    <w:p>
+      <w:r>
+        <w:t>went up.</w:t>
+      </w:r>
+    </w:p>
+    <w:p>
+      <w:pPr>
+        <w:pStyle w:val="ListBullet"/>
+        <w:spacing w:after="40"/>
+      </w:pPr>
+      <w:r>
+        <w:rPr>
+          <w:b/>
+        </w:rPr>
+        <w:t>1,052.56 of profit</w:t>
+      </w:r>
+      <w:r>
+        <w:t xml:space="preserve"> from the sale in step 3.</w:t>
+      </w:r>
+    </w:p>
+    <w:p>
+      <w:r>
+        <w:t>The purchase was on credit. That is why total liabilities now read 28,000.00: you gained the stock, and you owe the supplier for it. Both sides moved together, which is why the balance sheet still balances:</w:t>
+      </w:r>
+    </w:p>
+    <w:p>
+      <w:pPr>
+        <w:spacing w:before="120" w:after="200"/>
+        <w:ind w:left="160"/>
+        <w:shd w:val="clear" w:color="auto" w:fill="F4F6F8"/>
+      </w:pPr>
+      <w:r>
+        <w:rPr>
+          <w:rFonts w:ascii="Consolas" w:hAnsi="Consolas"/>
+          <w:sz w:val="18"/>
+        </w:rPr>
+        <w:t>Assets 830,652.56  =  Liabilities 28,000.00  +  Equity 802,652.56</w:t>
+      </w:r>
+    </w:p>
+    <w:p>
+      <w:r>
+        <w:t>Equity is the 800,000.00 you started with, plus the 2,652.56 of profit.</w:t>
+      </w:r>
+    </w:p>
     <w:p>
       <w:r>
         <w:t>Everything adds up, and the books are still sound after all three transactions. That is the whole point of the system.</w:t>
@@ -9046,6 +9364,20 @@
     <w:p>
       <w:r>
         <w:t>It means: the stock sheet says there is 775,500 of stock, but the accounts only show 301,400. There is a gap of 474,100.</w:t>
+      </w:r>
+    </w:p>
+    <w:p>
+      <w:r>
+        <w:t xml:space="preserve">Those two figures change as you buy and sell, so you may see different ones from the example above. </w:t>
+      </w:r>
+      <w:r>
+        <w:rPr>
+          <w:b/>
+        </w:rPr>
+        <w:t>The 474,100 gap between them does not change</w:t>
+      </w:r>
+      <w:r>
+        <w:t xml:space="preserve"> — that is the size of the problem in the workbook, and it stays put.</w:t>
       </w:r>
     </w:p>
     <w:p>

--- a/USER_MANUAL.docx
+++ b/USER_MANUAL.docx
@@ -2181,6 +2181,24 @@
         <w:rPr>
           <w:b/>
         </w:rPr>
+        <w:t>Top right — Reset demo data:</w:t>
+      </w:r>
+    </w:p>
+    <w:p>
+      <w:r>
+        <w:t>A button in the top right of the page. Press it to put everything back to the original workbook figures. Anything you have entered is removed, and the demo looks exactly as it did the first time you opened it.</w:t>
+      </w:r>
+    </w:p>
+    <w:p>
+      <w:r>
+        <w:t>Nothing is permanently lost by exploring. If you are unsure whether something on screen is your doing or the original data, press this and start again.</w:t>
+      </w:r>
+    </w:p>
+    <w:p>
+      <w:r>
+        <w:rPr>
+          <w:b/>
+        </w:rPr>
         <w:t>Top row — five boxes:</w:t>
       </w:r>
       <w:r>
@@ -9521,7 +9539,21 @@
     </w:p>
     <w:p>
       <w:r>
-        <w:t xml:space="preserve">Delete the file </w:t>
+        <w:t xml:space="preserve">Press </w:t>
+      </w:r>
+      <w:r>
+        <w:rPr>
+          <w:b/>
+        </w:rPr>
+        <w:t>Reset demo data</w:t>
+      </w:r>
+      <w:r>
+        <w:t xml:space="preserve"> on the Dashboard. Everything goes back to the original workbook figures and anything you entered is removed.</w:t>
+      </w:r>
+    </w:p>
+    <w:p>
+      <w:r>
+        <w:t xml:space="preserve">If you are running the software yourself on your own computer, and it is keeping its data in a file, you can instead delete the </w:t>
       </w:r>
       <w:r>
         <w:rPr>
@@ -9532,7 +9564,7 @@
         <w:t>rpci_demo.db</w:t>
       </w:r>
       <w:r>
-        <w:t xml:space="preserve"> in the project folder and restart the software. All the original data comes back, and your test entries are gone.</w:t>
+        <w:t xml:space="preserve"> file in the project folder and restart. On a hosted copy there is no file for you to delete — use the button.</w:t>
       </w:r>
     </w:p>
     <w:p>

--- a/USER_MANUAL.docx
+++ b/USER_MANUAL.docx
@@ -130,31 +130,320 @@
         <w:rPr>
           <w:color w:val="0F172A"/>
         </w:rPr>
-        <w:t>A note about the demo</w:t>
+        <w:t>Signing in</w:t>
       </w:r>
     </w:p>
     <w:p>
       <w:r>
-        <w:t>This is a demo version. It does not have a login screen yet.</w:t>
+        <w:t>The software asks for an email and password before it shows anything.</w:t>
       </w:r>
     </w:p>
     <w:p>
       <w:r>
-        <w:t xml:space="preserve">Instead, look at the top bar. You will see a box called </w:t>
+        <w:t xml:space="preserve">The sign-in screen lists the demo accounts, and clicking a row fills the form. They all use the same password: </w:t>
       </w:r>
       <w:r>
         <w:rPr>
           <w:b/>
         </w:rPr>
-        <w:t>Acting role</w:t>
-      </w:r>
-      <w:r>
-        <w:t>. Use that box to choose who you want to be. The whole system then behaves as if you are that person.</w:t>
+        <w:t>`rpci`</w:t>
+      </w:r>
+    </w:p>
+    <w:tbl>
+      <w:tblPr>
+        <w:tblStyle w:val="TableGrid"/>
+        <w:tblW w:type="auto" w:w="0"/>
+        <w:jc w:val="left"/>
+        <w:tblLook w:firstColumn="1" w:firstRow="1" w:lastColumn="0" w:lastRow="0" w:noHBand="0" w:noVBand="1" w:val="04A0"/>
+      </w:tblPr>
+      <w:tblGrid>
+        <w:gridCol w:w="4320"/>
+        <w:gridCol w:w="4320"/>
+      </w:tblGrid>
+      <w:tr>
+        <w:tc>
+          <w:tcPr>
+            <w:tcW w:type="dxa" w:w="4320"/>
+            <w:shd w:val="clear" w:color="auto" w:fill="F1F5F9"/>
+          </w:tcPr>
+          <w:p>
+            <w:r>
+              <w:rPr>
+                <w:b/>
+                <w:sz w:val="19"/>
+              </w:rPr>
+            </w:r>
+            <w:r>
+              <w:rPr>
+                <w:b/>
+                <w:sz w:val="19"/>
+              </w:rPr>
+              <w:t>Email</w:t>
+            </w:r>
+          </w:p>
+        </w:tc>
+        <w:tc>
+          <w:tcPr>
+            <w:tcW w:type="dxa" w:w="4320"/>
+            <w:shd w:val="clear" w:color="auto" w:fill="F1F5F9"/>
+          </w:tcPr>
+          <w:p>
+            <w:r>
+              <w:rPr>
+                <w:b/>
+                <w:sz w:val="19"/>
+              </w:rPr>
+            </w:r>
+            <w:r>
+              <w:rPr>
+                <w:b/>
+                <w:sz w:val="19"/>
+              </w:rPr>
+              <w:t>Role</w:t>
+            </w:r>
+          </w:p>
+        </w:tc>
+      </w:tr>
+      <w:tr>
+        <w:tc>
+          <w:tcPr>
+            <w:tcW w:type="dxa" w:w="4320"/>
+          </w:tcPr>
+          <w:p>
+            <w:r>
+              <w:rPr>
+                <w:sz w:val="19"/>
+              </w:rPr>
+            </w:r>
+            <w:r>
+              <w:rPr>
+                <w:rFonts w:ascii="Consolas" w:hAnsi="Consolas"/>
+                <w:color w:val="1D4ED8"/>
+                <w:sz w:val="19"/>
+              </w:rPr>
+              <w:t>admin@rpci.demo</w:t>
+            </w:r>
+          </w:p>
+        </w:tc>
+        <w:tc>
+          <w:tcPr>
+            <w:tcW w:type="dxa" w:w="4320"/>
+          </w:tcPr>
+          <w:p>
+            <w:r>
+              <w:rPr>
+                <w:sz w:val="19"/>
+              </w:rPr>
+            </w:r>
+            <w:r>
+              <w:rPr>
+                <w:sz w:val="19"/>
+              </w:rPr>
+              <w:t>Admin</w:t>
+            </w:r>
+          </w:p>
+        </w:tc>
+      </w:tr>
+      <w:tr>
+        <w:tc>
+          <w:tcPr>
+            <w:tcW w:type="dxa" w:w="4320"/>
+          </w:tcPr>
+          <w:p>
+            <w:r>
+              <w:rPr>
+                <w:sz w:val="19"/>
+              </w:rPr>
+            </w:r>
+            <w:r>
+              <w:rPr>
+                <w:rFonts w:ascii="Consolas" w:hAnsi="Consolas"/>
+                <w:color w:val="1D4ED8"/>
+                <w:sz w:val="19"/>
+              </w:rPr>
+              <w:t>accountant@rpci.demo</w:t>
+            </w:r>
+          </w:p>
+        </w:tc>
+        <w:tc>
+          <w:tcPr>
+            <w:tcW w:type="dxa" w:w="4320"/>
+          </w:tcPr>
+          <w:p>
+            <w:r>
+              <w:rPr>
+                <w:sz w:val="19"/>
+              </w:rPr>
+            </w:r>
+            <w:r>
+              <w:rPr>
+                <w:sz w:val="19"/>
+              </w:rPr>
+              <w:t>Accountant</w:t>
+            </w:r>
+          </w:p>
+        </w:tc>
+      </w:tr>
+      <w:tr>
+        <w:tc>
+          <w:tcPr>
+            <w:tcW w:type="dxa" w:w="4320"/>
+          </w:tcPr>
+          <w:p>
+            <w:r>
+              <w:rPr>
+                <w:sz w:val="19"/>
+              </w:rPr>
+            </w:r>
+            <w:r>
+              <w:rPr>
+                <w:rFonts w:ascii="Consolas" w:hAnsi="Consolas"/>
+                <w:color w:val="1D4ED8"/>
+                <w:sz w:val="19"/>
+              </w:rPr>
+              <w:t>store@rpci.demo</w:t>
+            </w:r>
+          </w:p>
+        </w:tc>
+        <w:tc>
+          <w:tcPr>
+            <w:tcW w:type="dxa" w:w="4320"/>
+          </w:tcPr>
+          <w:p>
+            <w:r>
+              <w:rPr>
+                <w:sz w:val="19"/>
+              </w:rPr>
+            </w:r>
+            <w:r>
+              <w:rPr>
+                <w:sz w:val="19"/>
+              </w:rPr>
+              <w:t>Store / Production</w:t>
+            </w:r>
+          </w:p>
+        </w:tc>
+      </w:tr>
+      <w:tr>
+        <w:tc>
+          <w:tcPr>
+            <w:tcW w:type="dxa" w:w="4320"/>
+          </w:tcPr>
+          <w:p>
+            <w:r>
+              <w:rPr>
+                <w:sz w:val="19"/>
+              </w:rPr>
+            </w:r>
+            <w:r>
+              <w:rPr>
+                <w:rFonts w:ascii="Consolas" w:hAnsi="Consolas"/>
+                <w:color w:val="1D4ED8"/>
+                <w:sz w:val="19"/>
+              </w:rPr>
+              <w:t>sales@rpci.demo</w:t>
+            </w:r>
+          </w:p>
+        </w:tc>
+        <w:tc>
+          <w:tcPr>
+            <w:tcW w:type="dxa" w:w="4320"/>
+          </w:tcPr>
+          <w:p>
+            <w:r>
+              <w:rPr>
+                <w:sz w:val="19"/>
+              </w:rPr>
+            </w:r>
+            <w:r>
+              <w:rPr>
+                <w:sz w:val="19"/>
+              </w:rPr>
+              <w:t>Sales Staff</w:t>
+            </w:r>
+          </w:p>
+        </w:tc>
+      </w:tr>
+      <w:tr>
+        <w:tc>
+          <w:tcPr>
+            <w:tcW w:type="dxa" w:w="4320"/>
+          </w:tcPr>
+          <w:p>
+            <w:r>
+              <w:rPr>
+                <w:sz w:val="19"/>
+              </w:rPr>
+            </w:r>
+            <w:r>
+              <w:rPr>
+                <w:rFonts w:ascii="Consolas" w:hAnsi="Consolas"/>
+                <w:color w:val="1D4ED8"/>
+                <w:sz w:val="19"/>
+              </w:rPr>
+              <w:t>owner@rpci.demo</w:t>
+            </w:r>
+          </w:p>
+        </w:tc>
+        <w:tc>
+          <w:tcPr>
+            <w:tcW w:type="dxa" w:w="4320"/>
+          </w:tcPr>
+          <w:p>
+            <w:r>
+              <w:rPr>
+                <w:sz w:val="19"/>
+              </w:rPr>
+            </w:r>
+            <w:r>
+              <w:rPr>
+                <w:sz w:val="19"/>
+              </w:rPr>
+              <w:t>Owner / Viewer</w:t>
+            </w:r>
+          </w:p>
+        </w:tc>
+      </w:tr>
+    </w:tbl>
+    <w:p/>
+    <w:p>
+      <w:r>
+        <w:t>Signing in as different people is how you see the permission rules at work. What you are allowed to do comes from the account you signed in with, and the server checks it every time — not the screen.</w:t>
       </w:r>
     </w:p>
     <w:p>
       <w:r>
-        <w:t>The real version will have proper logins with passwords.</w:t>
+        <w:t xml:space="preserve">To change who you are, press </w:t>
+      </w:r>
+      <w:r>
+        <w:rPr>
+          <w:b/>
+        </w:rPr>
+        <w:t>Sign out</w:t>
+      </w:r>
+      <w:r>
+        <w:t xml:space="preserve"> in the top right and sign in again.</w:t>
+      </w:r>
+    </w:p>
+    <w:p>
+      <w:pPr>
+        <w:pStyle w:val="Heading2"/>
+      </w:pPr>
+      <w:r>
+        <w:rPr>
+          <w:color w:val="0F172A"/>
+        </w:rPr>
+        <w:t>If your account has two-factor authentication</w:t>
+      </w:r>
+    </w:p>
+    <w:p>
+      <w:r>
+        <w:t>Some accounts are protected by a second step. After your password, you will be asked for a six-digit code from an authenticator app on your phone.</w:t>
+      </w:r>
+    </w:p>
+    <w:p>
+      <w:r>
+        <w:t>You can use a recovery code instead if you do not have the phone with you. Those codes are given to you once when two-factor is switched on — keep them somewhere safe.</w:t>
       </w:r>
     </w:p>
     <w:p>
@@ -1884,17 +2173,28 @@
     </w:p>
     <w:p>
       <w:r>
-        <w:t>In the demo, the side menu shows every screen to everyone. The block happens when the screen asks the server for data.</w:t>
+        <w:t>The side menu shows every screen to everyone. The block happens when the screen asks the server for data.</w:t>
       </w:r>
     </w:p>
     <w:p>
       <w:r>
-        <w:t>So if you are Store staff and you open the Chart of Accounts, you will see a red error box saying you do not have access. The screen does not hide itself — the server refuses to answer.</w:t>
+        <w:t>So if you are signed in as Store staff and you open the Chart of Accounts, you will see a red error box saying you do not have access. The screen does not hide itself — the server refuses to answer.</w:t>
       </w:r>
     </w:p>
     <w:p>
       <w:r>
-        <w:t>This is on purpose. It proves the restriction is real and not just hidden in the menu. The real version will also hide the menu items.</w:t>
+        <w:t>That is on purpose. It proves the restriction is real and checked by the server, not merely hidden in the menu. The full version will also hide the menu items.</w:t>
+      </w:r>
+    </w:p>
+    <w:p>
+      <w:r>
+        <w:rPr>
+          <w:b/>
+        </w:rPr>
+        <w:t>The menu is not the security.</w:t>
+      </w:r>
+      <w:r>
+        <w:t xml:space="preserve"> Your permissions travel with your signed-in session, and the server decides on every request. Nobody can grant themselves access by changing what the browser sends.</w:t>
       </w:r>
     </w:p>
     <w:p>
@@ -2135,6 +2435,21 @@
         <w:rPr>
           <w:b/>
         </w:rPr>
+        <w:t>Security</w:t>
+      </w:r>
+      <w:r>
+        <w:t xml:space="preserve"> — your password and two-factor authentication.</w:t>
+      </w:r>
+    </w:p>
+    <w:p>
+      <w:pPr>
+        <w:pStyle w:val="ListBullet"/>
+        <w:spacing w:after="40"/>
+      </w:pPr>
+      <w:r>
+        <w:rPr>
+          <w:b/>
+        </w:rPr>
         <w:t>Configuration</w:t>
       </w:r>
       <w:r>
@@ -2192,6 +2507,20 @@
     <w:p>
       <w:r>
         <w:t>Nothing is permanently lost by exploring. If you are unsure whether something on screen is your doing or the original data, press this and start again.</w:t>
+      </w:r>
+    </w:p>
+    <w:p>
+      <w:r>
+        <w:t xml:space="preserve">Only an </w:t>
+      </w:r>
+      <w:r>
+        <w:rPr>
+          <w:b/>
+        </w:rPr>
+        <w:t>Admin</w:t>
+      </w:r>
+      <w:r>
+        <w:t xml:space="preserve"> can press it, because it erases everyone's entries.</w:t>
       </w:r>
     </w:p>
     <w:p>
@@ -5776,13 +6105,13 @@
     </w:p>
     <w:p>
       <w:r>
-        <w:t xml:space="preserve">Try it: switch the Acting role box at the top to </w:t>
+        <w:t xml:space="preserve">Try it: sign out, sign in as </w:t>
       </w:r>
       <w:r>
         <w:rPr>
           <w:b/>
         </w:rPr>
-        <w:t>Sales Staff</w:t>
+        <w:t>`sales@rpci.demo`</w:t>
       </w:r>
       <w:r>
         <w:t>, come back to this screen, and press the button.</w:t>
@@ -5804,7 +6133,81 @@
         <w:rPr>
           <w:color w:val="0F172A"/>
         </w:rPr>
-        <w:t>6.12 Configuration</w:t>
+        <w:t>6.12 Security</w:t>
+      </w:r>
+    </w:p>
+    <w:p>
+      <w:r>
+        <w:t>Your own account. Three things live here.</w:t>
+      </w:r>
+    </w:p>
+    <w:p>
+      <w:r>
+        <w:rPr>
+          <w:b/>
+        </w:rPr>
+        <w:t>Two-factor authentication.</w:t>
+      </w:r>
+      <w:r>
+        <w:t xml:space="preserve"> A second step at sign-in, using an authenticator app on your phone. Press </w:t>
+      </w:r>
+      <w:r>
+        <w:rPr>
+          <w:b/>
+        </w:rPr>
+        <w:t>Set up two-factor authentication</w:t>
+      </w:r>
+      <w:r>
+        <w:t>, scan the QR code with the app, then type the six-digit code it shows. That last step matters: the app has to prove it works before the protection is switched on, so you cannot lock yourself out by accident.</w:t>
+      </w:r>
+    </w:p>
+    <w:p>
+      <w:r>
+        <w:t xml:space="preserve">When it is on you are given </w:t>
+      </w:r>
+      <w:r>
+        <w:rPr>
+          <w:b/>
+        </w:rPr>
+        <w:t>eight recovery codes</w:t>
+      </w:r>
+      <w:r>
+        <w:t>. They are shown once. Print them or save them somewhere safe — they are the only way back in if you lose your phone.</w:t>
+      </w:r>
+    </w:p>
+    <w:p>
+      <w:r>
+        <w:t>To turn it off, you must type your password again. Being signed in is not enough, in case someone finds your laptop unlocked.</w:t>
+      </w:r>
+    </w:p>
+    <w:p>
+      <w:r>
+        <w:rPr>
+          <w:b/>
+        </w:rPr>
+        <w:t>Change password.</w:t>
+      </w:r>
+      <w:r>
+        <w:t xml:space="preserve"> Type your current password, then the new one. At least eight characters.</w:t>
+      </w:r>
+    </w:p>
+    <w:p>
+      <w:pPr>
+        <w:spacing w:before="40" w:after="160"/>
+        <w:pBdr>
+          <w:bottom w:val="single" w:sz="6" w:space="1" w:color="D6DBE2"/>
+        </w:pBdr>
+      </w:pPr>
+    </w:p>
+    <w:p>
+      <w:pPr>
+        <w:pStyle w:val="Heading2"/>
+      </w:pPr>
+      <w:r>
+        <w:rPr>
+          <w:color w:val="0F172A"/>
+        </w:rPr>
+        <w:t>6.13 Configuration</w:t>
       </w:r>
     </w:p>
     <w:p>
@@ -9479,16 +9882,7 @@
     </w:p>
     <w:p>
       <w:r>
-        <w:t xml:space="preserve">Check the </w:t>
-      </w:r>
-      <w:r>
-        <w:rPr>
-          <w:b/>
-        </w:rPr>
-        <w:t>Acting role</w:t>
-      </w:r>
-      <w:r>
-        <w:t xml:space="preserve"> box at the top. You may be set as the wrong person.</w:t>
+        <w:t>Check which account you are signed in as — it is shown in the top right. You may be signed in as the wrong person, in which case sign out and sign in again.</w:t>
       </w:r>
     </w:p>
     <w:p>
@@ -11109,6 +11503,62 @@
                 <w:sz w:val="19"/>
               </w:rPr>
               <w:t>Everyone</w:t>
+            </w:r>
+          </w:p>
+        </w:tc>
+      </w:tr>
+      <w:tr>
+        <w:tc>
+          <w:tcPr>
+            <w:tcW w:type="dxa" w:w="2880"/>
+          </w:tcPr>
+          <w:p>
+            <w:r>
+              <w:rPr>
+                <w:sz w:val="19"/>
+              </w:rPr>
+            </w:r>
+            <w:r>
+              <w:rPr>
+                <w:sz w:val="19"/>
+              </w:rPr>
+              <w:t>Set up two-factor or change password</w:t>
+            </w:r>
+          </w:p>
+        </w:tc>
+        <w:tc>
+          <w:tcPr>
+            <w:tcW w:type="dxa" w:w="2880"/>
+          </w:tcPr>
+          <w:p>
+            <w:r>
+              <w:rPr>
+                <w:sz w:val="19"/>
+              </w:rPr>
+            </w:r>
+            <w:r>
+              <w:rPr>
+                <w:sz w:val="19"/>
+              </w:rPr>
+              <w:t>Security</w:t>
+            </w:r>
+          </w:p>
+        </w:tc>
+        <w:tc>
+          <w:tcPr>
+            <w:tcW w:type="dxa" w:w="2880"/>
+          </w:tcPr>
+          <w:p>
+            <w:r>
+              <w:rPr>
+                <w:sz w:val="19"/>
+              </w:rPr>
+            </w:r>
+            <w:r>
+              <w:rPr>
+                <w:sz w:val="19"/>
+              </w:rPr>
+              <w:t>Everyone (your own account)</w:t>
             </w:r>
           </w:p>
         </w:tc>

--- a/USER_MANUAL.docx
+++ b/USER_MANUAL.docx
@@ -2168,22 +2168,34 @@
         <w:rPr>
           <w:color w:val="0F172A"/>
         </w:rPr>
-        <w:t>How the blocking works</w:t>
+        <w:t>How the restrictions appear</w:t>
       </w:r>
     </w:p>
     <w:p>
       <w:r>
-        <w:t>The side menu shows every screen to everyone. The block happens when the screen asks the server for data.</w:t>
+        <w:rPr>
+          <w:b/>
+        </w:rPr>
+        <w:t>Screens you may not read are not in the menu.</w:t>
+      </w:r>
+      <w:r>
+        <w:t xml:space="preserve"> Signed in as Store staff, you will not see Chart of Accounts or Journal Entries at all.</w:t>
       </w:r>
     </w:p>
     <w:p>
       <w:r>
-        <w:t>So if you are signed in as Store staff and you open the Chart of Accounts, you will see a red error box saying you do not have access. The screen does not hide itself — the server refuses to answer.</w:t>
+        <w:rPr>
+          <w:b/>
+        </w:rPr>
+        <w:t>Screens you may read but not change open without their form.</w:t>
+      </w:r>
+      <w:r>
+        <w:t xml:space="preserve"> Purchase Entry, Production Entry and Sales Entry are like this for an Accountant: the screen opens, the list of what has already been posted is there, and the form for adding something new is replaced by a short note explaining the position. There is nothing to fill in that cannot be submitted.</w:t>
       </w:r>
     </w:p>
     <w:p>
       <w:r>
-        <w:t>That is on purpose. It proves the restriction is real and checked by the server, not merely hidden in the menu. The full version will also hide the menu items.</w:t>
+        <w:t>If you reach a screen you are not allowed to see — by typing its address, for example — you get a plain explanation rather than an error.</w:t>
       </w:r>
     </w:p>
     <w:p>
@@ -2194,7 +2206,7 @@
         <w:t>The menu is not the security.</w:t>
       </w:r>
       <w:r>
-        <w:t xml:space="preserve"> Your permissions travel with your signed-in session, and the server decides on every request. Nobody can grant themselves access by changing what the browser sends.</w:t>
+        <w:t xml:space="preserve"> Your permissions travel with your signed-in session, and the server checks them on every request. Nobody can reach a screen by typing its address, and nobody can grant themselves access by changing what the browser sends.</w:t>
       </w:r>
     </w:p>
     <w:p>
@@ -6114,7 +6126,16 @@
         <w:t>`sales@rpci.demo`</w:t>
       </w:r>
       <w:r>
-        <w:t>, come back to this screen, and press the button.</w:t>
+        <w:t xml:space="preserve">. The Ledger menu is gone, because that role may not read the accounts. Then sign in as </w:t>
+      </w:r>
+      <w:r>
+        <w:rPr>
+          <w:b/>
+        </w:rPr>
+        <w:t>`accountant@rpci.demo`</w:t>
+      </w:r>
+      <w:r>
+        <w:t xml:space="preserve"> and open Purchase Entry — the screen opens for reading, with the form replaced by a note explaining that the role cannot post.</w:t>
       </w:r>
     </w:p>
     <w:p>

--- a/USER_MANUAL.docx
+++ b/USER_MANUAL.docx
@@ -5660,6 +5660,61 @@
       </w:r>
     </w:p>
     <w:p>
+      <w:r>
+        <w:rPr>
+          <w:b/>
+        </w:rPr>
+        <w:t>Printing a receipt</w:t>
+      </w:r>
+    </w:p>
+    <w:p>
+      <w:r>
+        <w:t xml:space="preserve">Every posted sale has a </w:t>
+      </w:r>
+      <w:r>
+        <w:rPr>
+          <w:b/>
+        </w:rPr>
+        <w:t>Receipt</w:t>
+      </w:r>
+      <w:r>
+        <w:t xml:space="preserve"> button in the list at the bottom of this screen. It opens a printable document showing the company name, the receipt number and date, the customer, and each item with its quantity, rate and amount.</w:t>
+      </w:r>
+    </w:p>
+    <w:p>
+      <w:r>
+        <w:t xml:space="preserve">Press </w:t>
+      </w:r>
+      <w:r>
+        <w:rPr>
+          <w:b/>
+        </w:rPr>
+        <w:t>Print</w:t>
+      </w:r>
+      <w:r>
+        <w:t xml:space="preserve"> to print it or save it as a PDF. The document is built from what was actually posted, so it can never disagree with the accounts.</w:t>
+      </w:r>
+    </w:p>
+    <w:p>
+      <w:r>
+        <w:t>This is a plain sales receipt, not a VAT tax invoice, and it says so at the bottom. If the client needs a VAT-compliant invoice — which has a prescribed format and must carry the VAT registration number — that is a separate piece of work.</w:t>
+      </w:r>
+    </w:p>
+    <w:p>
+      <w:r>
+        <w:t xml:space="preserve">The company name, address, phone number and VAT registration number printed at the top come from </w:t>
+      </w:r>
+      <w:r>
+        <w:rPr>
+          <w:b/>
+        </w:rPr>
+        <w:t>Configuration</w:t>
+      </w:r>
+      <w:r>
+        <w:t>. They are placeholders until the client provides their real details, so the address currently reads "to be confirmed".</w:t>
+      </w:r>
+    </w:p>
+    <w:p>
       <w:pPr>
         <w:spacing w:before="40" w:after="160"/>
         <w:pBdr>
@@ -11282,6 +11337,62 @@
                 <w:sz w:val="19"/>
               </w:rPr>
               <w:t>Sales Entry</w:t>
+            </w:r>
+          </w:p>
+        </w:tc>
+        <w:tc>
+          <w:tcPr>
+            <w:tcW w:type="dxa" w:w="2880"/>
+          </w:tcPr>
+          <w:p>
+            <w:r>
+              <w:rPr>
+                <w:sz w:val="19"/>
+              </w:rPr>
+            </w:r>
+            <w:r>
+              <w:rPr>
+                <w:sz w:val="19"/>
+              </w:rPr>
+              <w:t>Admin, Sales Staff</w:t>
+            </w:r>
+          </w:p>
+        </w:tc>
+      </w:tr>
+      <w:tr>
+        <w:tc>
+          <w:tcPr>
+            <w:tcW w:type="dxa" w:w="2880"/>
+          </w:tcPr>
+          <w:p>
+            <w:r>
+              <w:rPr>
+                <w:sz w:val="19"/>
+              </w:rPr>
+            </w:r>
+            <w:r>
+              <w:rPr>
+                <w:sz w:val="19"/>
+              </w:rPr>
+              <w:t>Print a receipt for a sale</w:t>
+            </w:r>
+          </w:p>
+        </w:tc>
+        <w:tc>
+          <w:tcPr>
+            <w:tcW w:type="dxa" w:w="2880"/>
+          </w:tcPr>
+          <w:p>
+            <w:r>
+              <w:rPr>
+                <w:sz w:val="19"/>
+              </w:rPr>
+            </w:r>
+            <w:r>
+              <w:rPr>
+                <w:sz w:val="19"/>
+              </w:rPr>
+              <w:t>Sales Entry → Receipt</w:t>
             </w:r>
           </w:p>
         </w:tc>

--- a/USER_MANUAL.docx
+++ b/USER_MANUAL.docx
@@ -6283,7 +6283,156 @@
         <w:rPr>
           <w:color w:val="0F172A"/>
         </w:rPr>
-        <w:t>6.13 Configuration</w:t>
+        <w:t>6.13 Helping someone who cannot sign in</w:t>
+      </w:r>
+    </w:p>
+    <w:p>
+      <w:r>
+        <w:t xml:space="preserve">If a colleague cannot get in, an </w:t>
+      </w:r>
+      <w:r>
+        <w:rPr>
+          <w:b/>
+        </w:rPr>
+        <w:t>Admin</w:t>
+      </w:r>
+      <w:r>
+        <w:t xml:space="preserve"> can help from </w:t>
+      </w:r>
+      <w:r>
+        <w:rPr>
+          <w:b/>
+        </w:rPr>
+        <w:t>Roles &amp; Access</w:t>
+      </w:r>
+      <w:r>
+        <w:t xml:space="preserve">. The </w:t>
+      </w:r>
+      <w:r>
+        <w:rPr>
+          <w:b/>
+        </w:rPr>
+        <w:t>User accounts</w:t>
+      </w:r>
+      <w:r>
+        <w:t xml:space="preserve"> table has three buttons on each row.</w:t>
+      </w:r>
+    </w:p>
+    <w:p>
+      <w:r>
+        <w:rPr>
+          <w:b/>
+        </w:rPr>
+        <w:t>Reset 2FA.</w:t>
+      </w:r>
+      <w:r>
+        <w:t xml:space="preserve"> Use this when someone has lost the phone with their authenticator *and* their recovery codes. It clears their second step, so their password alone works again, and they set it up afresh from the Security page. Their old recovery codes stop working at the same moment, which is deliberate.</w:t>
+      </w:r>
+    </w:p>
+    <w:p>
+      <w:r>
+        <w:rPr>
+          <w:b/>
+        </w:rPr>
+        <w:t>Reset password.</w:t>
+      </w:r>
+      <w:r>
+        <w:t xml:space="preserve"> Use this when someone has forgotten theirs. A new password appears on screen, once. Write it down or read it out to them — it is never shown again, and it is not stored anywhere readable. They can change it afterwards from the Security page.</w:t>
+      </w:r>
+    </w:p>
+    <w:p>
+      <w:r>
+        <w:rPr>
+          <w:b/>
+        </w:rPr>
+        <w:t>Disable / Enable.</w:t>
+      </w:r>
+      <w:r>
+        <w:t xml:space="preserve"> Use this when someone leaves, or when an account should be paused. A disabled account cannot sign in, and is signed out straight away — the server checks on every request, not just at sign-in.</w:t>
+      </w:r>
+    </w:p>
+    <w:p>
+      <w:r>
+        <w:rPr>
+          <w:b/>
+        </w:rPr>
+        <w:t>Two things you cannot do here, on purpose:</w:t>
+      </w:r>
+    </w:p>
+    <w:p>
+      <w:pPr>
+        <w:pStyle w:val="ListBullet"/>
+        <w:spacing w:after="40"/>
+      </w:pPr>
+      <w:r>
+        <w:t xml:space="preserve">You cannot use these buttons on your own account. Use </w:t>
+      </w:r>
+      <w:r>
+        <w:rPr>
+          <w:b/>
+        </w:rPr>
+        <w:t>Security</w:t>
+      </w:r>
+      <w:r>
+        <w:t xml:space="preserve"> for that.</w:t>
+      </w:r>
+    </w:p>
+    <w:p>
+      <w:r>
+        <w:t>It is a safeguard against clearing your own second factor by accident.</w:t>
+      </w:r>
+    </w:p>
+    <w:p>
+      <w:pPr>
+        <w:pStyle w:val="ListBullet"/>
+        <w:spacing w:after="40"/>
+      </w:pPr>
+      <w:r>
+        <w:t>You cannot disable your own account, so the company can never be left with</w:t>
+      </w:r>
+    </w:p>
+    <w:p>
+      <w:r>
+        <w:t>nobody able to administer the system.</w:t>
+      </w:r>
+    </w:p>
+    <w:p>
+      <w:r>
+        <w:rPr>
+          <w:b/>
+        </w:rPr>
+        <w:t>Every one of these actions is recorded.</w:t>
+      </w:r>
+      <w:r>
+        <w:t xml:space="preserve"> The </w:t>
+      </w:r>
+      <w:r>
+        <w:rPr>
+          <w:b/>
+        </w:rPr>
+        <w:t>Administrative actions</w:t>
+      </w:r>
+      <w:r>
+        <w:t xml:space="preserve"> list below the table shows who did what, to whom, and when. Only an administrator can see it.</w:t>
+      </w:r>
+    </w:p>
+    <w:p>
+      <w:pPr>
+        <w:spacing w:before="40" w:after="160"/>
+        <w:pBdr>
+          <w:bottom w:val="single" w:sz="6" w:space="1" w:color="D6DBE2"/>
+        </w:pBdr>
+      </w:pPr>
+    </w:p>
+    <w:p>
+      <w:pPr>
+        <w:pStyle w:val="Heading2"/>
+      </w:pPr>
+      <w:r>
+        <w:rPr>
+          <w:color w:val="0F172A"/>
+        </w:rPr>
+        <w:t>6.14 Configuration</w:t>
       </w:r>
     </w:p>
     <w:p>
@@ -11635,6 +11784,62 @@
                 <w:sz w:val="19"/>
               </w:rPr>
               <w:t>Everyone</w:t>
+            </w:r>
+          </w:p>
+        </w:tc>
+      </w:tr>
+      <w:tr>
+        <w:tc>
+          <w:tcPr>
+            <w:tcW w:type="dxa" w:w="2880"/>
+          </w:tcPr>
+          <w:p>
+            <w:r>
+              <w:rPr>
+                <w:sz w:val="19"/>
+              </w:rPr>
+            </w:r>
+            <w:r>
+              <w:rPr>
+                <w:sz w:val="19"/>
+              </w:rPr>
+              <w:t>Unlock a colleague's account</w:t>
+            </w:r>
+          </w:p>
+        </w:tc>
+        <w:tc>
+          <w:tcPr>
+            <w:tcW w:type="dxa" w:w="2880"/>
+          </w:tcPr>
+          <w:p>
+            <w:r>
+              <w:rPr>
+                <w:sz w:val="19"/>
+              </w:rPr>
+            </w:r>
+            <w:r>
+              <w:rPr>
+                <w:sz w:val="19"/>
+              </w:rPr>
+              <w:t>Roles &amp; Access</w:t>
+            </w:r>
+          </w:p>
+        </w:tc>
+        <w:tc>
+          <w:tcPr>
+            <w:tcW w:type="dxa" w:w="2880"/>
+          </w:tcPr>
+          <w:p>
+            <w:r>
+              <w:rPr>
+                <w:sz w:val="19"/>
+              </w:rPr>
+            </w:r>
+            <w:r>
+              <w:rPr>
+                <w:sz w:val="19"/>
+              </w:rPr>
+              <w:t>Admin</w:t>
             </w:r>
           </w:p>
         </w:tc>

--- a/USER_MANUAL.docx
+++ b/USER_MANUAL.docx
@@ -6432,7 +6432,151 @@
         <w:rPr>
           <w:color w:val="0F172A"/>
         </w:rPr>
-        <w:t>6.14 Configuration</w:t>
+        <w:t>6.14 Correcting a posting mistake</w:t>
+      </w:r>
+    </w:p>
+    <w:p>
+      <w:r>
+        <w:t xml:space="preserve">If a sale, purchase or production run was entered wrongly — a wrong quantity, a wrong price, the wrong item — you fix it by </w:t>
+      </w:r>
+      <w:r>
+        <w:rPr>
+          <w:b/>
+        </w:rPr>
+        <w:t>reversing</w:t>
+      </w:r>
+      <w:r>
+        <w:t xml:space="preserve"> it, not by editing or deleting it.</w:t>
+      </w:r>
+    </w:p>
+    <w:p>
+      <w:r>
+        <w:t xml:space="preserve">Find the posting in the list at the bottom of the screen and press </w:t>
+      </w:r>
+      <w:r>
+        <w:rPr>
+          <w:b/>
+        </w:rPr>
+        <w:t>Reverse</w:t>
+      </w:r>
+      <w:r>
+        <w:t xml:space="preserve">. You will be asked to say why. Press </w:t>
+      </w:r>
+      <w:r>
+        <w:rPr>
+          <w:b/>
+        </w:rPr>
+        <w:t>Confirm reversal</w:t>
+      </w:r>
+      <w:r>
+        <w:t xml:space="preserve"> and the software:</w:t>
+      </w:r>
+    </w:p>
+    <w:p>
+      <w:pPr>
+        <w:pStyle w:val="ListBullet"/>
+        <w:spacing w:after="40"/>
+      </w:pPr>
+      <w:r>
+        <w:t>puts the stock back where it was,</w:t>
+      </w:r>
+    </w:p>
+    <w:p>
+      <w:pPr>
+        <w:pStyle w:val="ListBullet"/>
+        <w:spacing w:after="40"/>
+      </w:pPr>
+      <w:r>
+        <w:t>posts an opposite accounting entry that cancels the original, and</w:t>
+      </w:r>
+    </w:p>
+    <w:p>
+      <w:pPr>
+        <w:pStyle w:val="ListBullet"/>
+        <w:spacing w:after="40"/>
+      </w:pPr>
+      <w:r>
+        <w:t xml:space="preserve">leaves the original in place, marked </w:t>
+      </w:r>
+      <w:r>
+        <w:rPr>
+          <w:b/>
+        </w:rPr>
+        <w:t>reversed</w:t>
+      </w:r>
+      <w:r>
+        <w:t>, with your reason beside it.</w:t>
+      </w:r>
+    </w:p>
+    <w:p>
+      <w:r>
+        <w:t>Then enter the transaction again, correctly.</w:t>
+      </w:r>
+    </w:p>
+    <w:p>
+      <w:r>
+        <w:rPr>
+          <w:b/>
+        </w:rPr>
+        <w:t>Why not just edit it?</w:t>
+      </w:r>
+      <w:r>
+        <w:t xml:space="preserve"> Because editing a past transaction changes what the stock cost, and every later figure that was worked out from it — but it does not change the accounts that were already posted. The stock sheet and the books would then disagree, which is exactly the problem this system was built to remove.</w:t>
+      </w:r>
+    </w:p>
+    <w:p>
+      <w:r>
+        <w:rPr>
+          <w:b/>
+        </w:rPr>
+        <w:t>Why not delete it?</w:t>
+      </w:r>
+      <w:r>
+        <w:t xml:space="preserve"> Because "this was reversed on 3 November by Rahim, because the customer ordered four not fourteen" is something you can defend. A record that simply vanished is not.</w:t>
+      </w:r>
+    </w:p>
+    <w:p>
+      <w:r>
+        <w:rPr>
+          <w:b/>
+        </w:rPr>
+        <w:t>Sometimes a reversal is refused.</w:t>
+      </w:r>
+      <w:r>
+        <w:t xml:space="preserve"> If the stock has already been used — the goods have been consumed in production, or the finished items have been sold — the software will not take them back, because that would mean recording a stock position that never existed. Reverse the later transaction first.</w:t>
+      </w:r>
+    </w:p>
+    <w:p>
+      <w:r>
+        <w:t xml:space="preserve">Reversed postings are shown with a red </w:t>
+      </w:r>
+      <w:r>
+        <w:rPr>
+          <w:b/>
+        </w:rPr>
+        <w:t>reversed</w:t>
+      </w:r>
+      <w:r>
+        <w:t xml:space="preserve"> badge. A reversed receipt carries a warning across the top, so it can never be mistaken for a live one.</w:t>
+      </w:r>
+    </w:p>
+    <w:p>
+      <w:pPr>
+        <w:spacing w:before="40" w:after="160"/>
+        <w:pBdr>
+          <w:bottom w:val="single" w:sz="6" w:space="1" w:color="D6DBE2"/>
+        </w:pBdr>
+      </w:pPr>
+    </w:p>
+    <w:p>
+      <w:pPr>
+        <w:pStyle w:val="Heading2"/>
+      </w:pPr>
+      <w:r>
+        <w:rPr>
+          <w:color w:val="0F172A"/>
+        </w:rPr>
+        <w:t>6.15 Configuration</w:t>
       </w:r>
     </w:p>
     <w:p>
@@ -9937,6 +10081,44 @@
                 <w:sz w:val="19"/>
               </w:rPr>
               <w:t>The whole thing is undone. Nothing is saved.</w:t>
+            </w:r>
+          </w:p>
+        </w:tc>
+      </w:tr>
+      <w:tr>
+        <w:tc>
+          <w:tcPr>
+            <w:tcW w:type="dxa" w:w="4320"/>
+          </w:tcPr>
+          <w:p>
+            <w:r>
+              <w:rPr>
+                <w:sz w:val="19"/>
+              </w:rPr>
+            </w:r>
+            <w:r>
+              <w:rPr>
+                <w:sz w:val="19"/>
+              </w:rPr>
+              <w:t>Change or delete a posted transaction</w:t>
+            </w:r>
+          </w:p>
+        </w:tc>
+        <w:tc>
+          <w:tcPr>
+            <w:tcW w:type="dxa" w:w="4320"/>
+          </w:tcPr>
+          <w:p>
+            <w:r>
+              <w:rPr>
+                <w:sz w:val="19"/>
+              </w:rPr>
+            </w:r>
+            <w:r>
+              <w:rPr>
+                <w:sz w:val="19"/>
+              </w:rPr>
+              <w:t>Refused. Reverse it instead — see section 6.14.</w:t>
             </w:r>
           </w:p>
         </w:tc>

--- a/USER_MANUAL.docx
+++ b/USER_MANUAL.docx
@@ -931,7 +931,7 @@
               <w:rPr>
                 <w:sz w:val="19"/>
               </w:rPr>
-              <w:t>Looks at reports. Cannot change anything.</w:t>
+              <w:t>Looks at everything, including payroll. Cannot change anything.</w:t>
             </w:r>
           </w:p>
         </w:tc>
@@ -2184,6 +2184,81 @@
     </w:p>
     <w:p>
       <w:r>
+        <w:t xml:space="preserve">Three of the menu groups are limited by </w:t>
+      </w:r>
+      <w:r>
+        <w:rPr>
+          <w:b/>
+        </w:rPr>
+        <w:t>who you are</w:t>
+      </w:r>
+      <w:r>
+        <w:t>, not by an area permission:</w:t>
+      </w:r>
+    </w:p>
+    <w:p>
+      <w:pPr>
+        <w:pStyle w:val="ListBullet"/>
+        <w:spacing w:after="40"/>
+      </w:pPr>
+      <w:r>
+        <w:t xml:space="preserve">The </w:t>
+      </w:r>
+      <w:r>
+        <w:rPr>
+          <w:b/>
+        </w:rPr>
+        <w:t>Dashboard</w:t>
+      </w:r>
+      <w:r>
+        <w:t xml:space="preserve"> (the Overview group) is shown to Admin, Accountant and Owner.</w:t>
+      </w:r>
+    </w:p>
+    <w:p>
+      <w:pPr>
+        <w:pStyle w:val="ListBullet"/>
+        <w:spacing w:after="40"/>
+      </w:pPr>
+      <w:r>
+        <w:t xml:space="preserve">The </w:t>
+      </w:r>
+      <w:r>
+        <w:rPr>
+          <w:b/>
+        </w:rPr>
+        <w:t>Administration</w:t>
+      </w:r>
+      <w:r>
+        <w:t xml:space="preserve"> group — Roles &amp; Access, Approvals, Configuration and Data</w:t>
+      </w:r>
+    </w:p>
+    <w:p>
+      <w:r>
+        <w:t>— is shown to Admin and Owner. An owner may look but not change anything.</w:t>
+      </w:r>
+    </w:p>
+    <w:p>
+      <w:pPr>
+        <w:pStyle w:val="ListBullet"/>
+        <w:spacing w:after="40"/>
+      </w:pPr>
+      <w:r>
+        <w:rPr>
+          <w:b/>
+        </w:rPr>
+        <w:t>My account</w:t>
+      </w:r>
+      <w:r>
+        <w:t xml:space="preserve"> is shown to everyone, so any user can change their own password</w:t>
+      </w:r>
+    </w:p>
+    <w:p>
+      <w:r>
+        <w:t>and set up two-factor sign-in without asking an administrator.</w:t>
+      </w:r>
+    </w:p>
+    <w:p>
+      <w:r>
         <w:rPr>
           <w:b/>
         </w:rPr>
@@ -2505,25 +2580,7 @@
     </w:p>
     <w:p>
       <w:r>
-        <w:rPr>
-          <w:b/>
-        </w:rPr>
-        <w:t>Top right — Reset demo data:</w:t>
-      </w:r>
-    </w:p>
-    <w:p>
-      <w:r>
-        <w:t>A button in the top right of the page. Press it to put everything back to the original workbook figures. Anything you have entered is removed, and the demo looks exactly as it did the first time you opened it.</w:t>
-      </w:r>
-    </w:p>
-    <w:p>
-      <w:r>
-        <w:t>Nothing is permanently lost by exploring. If you are unsure whether something on screen is your doing or the original data, press this and start again.</w:t>
-      </w:r>
-    </w:p>
-    <w:p>
-      <w:r>
-        <w:t xml:space="preserve">Only an </w:t>
+        <w:t xml:space="preserve">Nothing is permanently lost by exploring. If you are unsure whether something on screen is your doing or the original data, an </w:t>
       </w:r>
       <w:r>
         <w:rPr>
@@ -2532,7 +2589,16 @@
         <w:t>Admin</w:t>
       </w:r>
       <w:r>
-        <w:t xml:space="preserve"> can press it, because it erases everyone's entries.</w:t>
+        <w:t xml:space="preserve"> can start the books over from </w:t>
+      </w:r>
+      <w:r>
+        <w:rPr>
+          <w:b/>
+        </w:rPr>
+        <w:t>Administration → Data</w:t>
+      </w:r>
+      <w:r>
+        <w:t xml:space="preserve"> (see section 7).</w:t>
       </w:r>
     </w:p>
     <w:p>
@@ -5511,8 +5577,13 @@
       </w:r>
     </w:p>
     <w:p>
-      <w:r>
-        <w:t>&gt; TRD-018 is priced below cost (5 against a cost of 336.86047000), a loss of &gt; 1327.4419 on this line</w:t>
+      <w:pPr>
+        <w:spacing w:before="80" w:after="160"/>
+        <w:ind w:left="240"/>
+        <w:shd w:val="clear" w:color="auto" w:fill="F4F6F8"/>
+      </w:pPr>
+      <w:r>
+        <w:t>TRD-018 is priced below cost (5 against a cost of 336.86047000), a loss of 1327.4419 on this line</w:t>
       </w:r>
     </w:p>
     <w:p>
@@ -10340,16 +10411,25 @@
     </w:p>
     <w:p>
       <w:r>
-        <w:t xml:space="preserve">Press </w:t>
+        <w:t xml:space="preserve">An </w:t>
       </w:r>
       <w:r>
         <w:rPr>
           <w:b/>
         </w:rPr>
-        <w:t>Reset demo data</w:t>
-      </w:r>
-      <w:r>
-        <w:t xml:space="preserve"> on the Dashboard. Everything goes back to the original workbook figures and anything you entered is removed.</w:t>
+        <w:t>Admin</w:t>
+      </w:r>
+      <w:r>
+        <w:t xml:space="preserve"> can start the books over from </w:t>
+      </w:r>
+      <w:r>
+        <w:rPr>
+          <w:b/>
+        </w:rPr>
+        <w:t>Administration → Data</w:t>
+      </w:r>
+      <w:r>
+        <w:t>. Everything goes back to the starting state and anything entered is removed.</w:t>
       </w:r>
     </w:p>
     <w:p>
@@ -10365,7 +10445,7 @@
         <w:t>rpci_demo.db</w:t>
       </w:r>
       <w:r>
-        <w:t xml:space="preserve"> file in the project folder and restart. On a hosted copy there is no file for you to delete — use the button.</w:t>
+        <w:t xml:space="preserve"> file in the project folder and restart. On a hosted copy there is no file for you to delete — use the Data screen.</w:t>
       </w:r>
     </w:p>
     <w:p>

--- a/USER_MANUAL.docx
+++ b/USER_MANUAL.docx
@@ -1950,9 +1950,10 @@
             </w:r>
             <w:r>
               <w:rPr>
-                <w:sz w:val="19"/>
-              </w:rPr>
-              <w:t>Yes</w:t>
+                <w:b/>
+                <w:sz w:val="19"/>
+              </w:rPr>
+              <w:t>No</w:t>
             </w:r>
           </w:p>
         </w:tc>
@@ -1968,9 +1969,10 @@
             </w:r>
             <w:r>
               <w:rPr>
-                <w:sz w:val="19"/>
-              </w:rPr>
-              <w:t>Yes</w:t>
+                <w:b/>
+                <w:sz w:val="19"/>
+              </w:rPr>
+              <w:t>No</w:t>
             </w:r>
           </w:p>
         </w:tc>
@@ -2255,6 +2257,37 @@
     <w:p>
       <w:r>
         <w:t>and set up two-factor sign-in without asking an administrator.</w:t>
+      </w:r>
+    </w:p>
+    <w:p>
+      <w:r>
+        <w:rPr>
+          <w:b/>
+        </w:rPr>
+        <w:t>Store and Sales see only the work they do.</w:t>
+      </w:r>
+      <w:r>
+        <w:t xml:space="preserve"> Store staff get Inventory &amp; BOM and Production Entry; sales staff get Purchase Entry and Sales Entry, plus a read-only look at items. Neither sees the Dashboard or the financial reports.</w:t>
+      </w:r>
+    </w:p>
+    <w:p>
+      <w:r>
+        <w:rPr>
+          <w:b/>
+        </w:rPr>
+        <w:t>On a phone or a small tablet</w:t>
+      </w:r>
+      <w:r>
+        <w:t xml:space="preserve">, the menu folds away behind a </w:t>
+      </w:r>
+      <w:r>
+        <w:rPr>
+          <w:b/>
+        </w:rPr>
+        <w:t>menu button</w:t>
+      </w:r>
+      <w:r>
+        <w:t xml:space="preserve"> at the top left. Tap it to open the menu, then tap what you want. Tap anywhere outside the menu — or press Escape — to close it.</w:t>
       </w:r>
     </w:p>
     <w:p>

--- a/USER_MANUAL.docx
+++ b/USER_MANUAL.docx
@@ -6226,16 +6226,57 @@
     </w:p>
     <w:p>
       <w:r>
-        <w:t xml:space="preserve">It also has a </w:t>
+        <w:t xml:space="preserve">Two tables appear. </w:t>
       </w:r>
       <w:r>
         <w:rPr>
           <w:b/>
         </w:rPr>
-        <w:t>Live permission probe</w:t>
-      </w:r>
-      <w:r>
-        <w:t>. Press the button and the screen calls the server as whoever you are currently acting as.</w:t>
+        <w:t>Permission matrix</w:t>
+      </w:r>
+      <w:r>
+        <w:t xml:space="preserve"> lists every role against every area, and says what that role may do there — </w:t>
+      </w:r>
+      <w:r>
+        <w:rPr>
+          <w:b/>
+        </w:rPr>
+        <w:t>Full</w:t>
+      </w:r>
+      <w:r>
+        <w:t xml:space="preserve">, </w:t>
+      </w:r>
+      <w:r>
+        <w:rPr>
+          <w:b/>
+        </w:rPr>
+        <w:t>View</w:t>
+      </w:r>
+      <w:r>
+        <w:t xml:space="preserve">, or </w:t>
+      </w:r>
+      <w:r>
+        <w:rPr>
+          <w:b/>
+        </w:rPr>
+        <w:t>No access</w:t>
+      </w:r>
+      <w:r>
+        <w:t xml:space="preserve">. </w:t>
+      </w:r>
+      <w:r>
+        <w:rPr>
+          <w:b/>
+        </w:rPr>
+        <w:t>Menus by role</w:t>
+      </w:r>
+      <w:r>
+        <w:t xml:space="preserve"> shows the menu groups each role is offered.</w:t>
+      </w:r>
+    </w:p>
+    <w:p>
+      <w:r>
+        <w:t>If you are an administrator, two more things appear:</w:t>
       </w:r>
     </w:p>
     <w:p>
@@ -6244,7 +6285,18 @@
         <w:spacing w:after="40"/>
       </w:pPr>
       <w:r>
-        <w:t>If you are Admin, Accountant, or Owner, you will see a green message.</w:t>
+        <w:rPr>
+          <w:b/>
+        </w:rPr>
+        <w:t>User accounts</w:t>
+      </w:r>
+      <w:r>
+        <w:t xml:space="preserve"> — add a colleague, change their name or address, choose their</w:t>
+      </w:r>
+    </w:p>
+    <w:p>
+      <w:r>
+        <w:t>role, reset their password, clear their second factor, or disable the account. Under each person you can also grant or deny one area on top of their role, for the case where someone needs one extra screen without being given a whole role.</w:t>
       </w:r>
     </w:p>
     <w:p>
@@ -6253,48 +6305,54 @@
         <w:spacing w:after="40"/>
       </w:pPr>
       <w:r>
-        <w:t>If you are Store or Sales staff, you will see a red message with the word</w:t>
-      </w:r>
-    </w:p>
-    <w:p>
+        <w:rPr>
+          <w:b/>
+        </w:rPr>
+        <w:t>Administrative actions</w:t>
+      </w:r>
+      <w:r>
+        <w:t xml:space="preserve"> — a record of every account change, with who did it,</w:t>
+      </w:r>
+    </w:p>
+    <w:p>
+      <w:r>
+        <w:t>to whom, and when. Nothing here can be edited, which is the point.</w:t>
+      </w:r>
+    </w:p>
+    <w:p>
+      <w:r>
+        <w:rPr>
+          <w:b/>
+        </w:rPr>
+        <w:t>Try it.</w:t>
+      </w:r>
+      <w:r>
+        <w:t xml:space="preserve"> Sign in as a member of Store/Production Staff and look at the menu. The </w:t>
+      </w:r>
+      <w:r>
+        <w:rPr>
+          <w:b/>
+        </w:rPr>
+        <w:t>Ledger</w:t>
+      </w:r>
+      <w:r>
+        <w:t xml:space="preserve"> group is absent, because that role may not read the accounts. Type </w:t>
+      </w:r>
       <w:r>
         <w:rPr>
           <w:rFonts w:ascii="Consolas" w:hAnsi="Consolas"/>
           <w:color w:val="1D4ED8"/>
           <w:sz w:val="19"/>
         </w:rPr>
-        <w:t>403</w:t>
-      </w:r>
-      <w:r>
-        <w:t>.</w:t>
-      </w:r>
-    </w:p>
-    <w:p>
-      <w:r>
-        <w:t>403 is the standard code for "you are not allowed". Seeing it proves the block is real.</w:t>
-      </w:r>
-    </w:p>
-    <w:p>
-      <w:r>
-        <w:t xml:space="preserve">Try it: sign out, sign in as </w:t>
-      </w:r>
-      <w:r>
-        <w:rPr>
-          <w:b/>
-        </w:rPr>
-        <w:t>`sales@rpci.demo`</w:t>
-      </w:r>
-      <w:r>
-        <w:t xml:space="preserve">. The Ledger menu is gone, because that role may not read the accounts. Then sign in as </w:t>
-      </w:r>
-      <w:r>
-        <w:rPr>
-          <w:b/>
-        </w:rPr>
-        <w:t>`accountant@rpci.demo`</w:t>
-      </w:r>
-      <w:r>
-        <w:t xml:space="preserve"> and open Purchase Entry — the screen opens for reading, with the form replaced by a note explaining that the role cannot post.</w:t>
+        <w:t>/accounts</w:t>
+      </w:r>
+      <w:r>
+        <w:t xml:space="preserve"> at the end of the site address and the screen still will not show any accounts: it reports that the screen is not available to your role. The menu is hidden as a convenience; the refusal comes from the server, which is why editing the address bar gets you nowhere.</w:t>
+      </w:r>
+    </w:p>
+    <w:p>
+      <w:r>
+        <w:t>Then sign in as an Accountant and open Purchase Entry. The screen opens for reading, with the form replaced by a note explaining that the role may view purchases but not post them.</w:t>
       </w:r>
     </w:p>
     <w:p>

--- a/USER_MANUAL.docx
+++ b/USER_MANUAL.docx
@@ -3381,10 +3381,19 @@
         <w:rPr>
           <w:b/>
         </w:rPr>
-        <w:t>Note:</w:t>
-      </w:r>
-      <w:r>
-        <w:t xml:space="preserve"> In the demo this screen is for looking only. There is no button to add a new account. All other screens pick accounts from this list — you can never type a free account name anywhere.</w:t>
+        <w:t>Adding an account:</w:t>
+      </w:r>
+      <w:r>
+        <w:t xml:space="preserve"> Admin and Accountant have an </w:t>
+      </w:r>
+      <w:r>
+        <w:rPr>
+          <w:b/>
+        </w:rPr>
+        <w:t>Add account</w:t>
+      </w:r>
+      <w:r>
+        <w:t xml:space="preserve"> button, and can edit any existing row. The *code* is fixed once the account exists, because every other record points at it; the name, type, segment, normal balance and active flag can all be corrected. All other screens pick accounts from this list — you can never type a free account name anywhere.</w:t>
       </w:r>
     </w:p>
     <w:p>
@@ -3656,7 +3665,16 @@
         <w:t>Who can add one:</w:t>
       </w:r>
       <w:r>
-        <w:t xml:space="preserve"> Admin and Accountant. (In the demo there is no button for it on this screen — it would be added in the full version.)</w:t>
+        <w:t xml:space="preserve"> Admin and Accountant. The </w:t>
+      </w:r>
+      <w:r>
+        <w:rPr>
+          <w:b/>
+        </w:rPr>
+        <w:t>New journal entry</w:t>
+      </w:r>
+      <w:r>
+        <w:t xml:space="preserve"> form sits at the top of the screen: choose an account for each line, put the amount on one side only, and the form will not post until debits equal credits. This is how a new company records the capital it started with — debit Cash and Bank, credit Share Capital — and how depreciation or a correction is entered without touching a purchase or sale.</w:t>
       </w:r>
     </w:p>
     <w:p>
